--- a/recording/5_29第十五次会议/会议纪要.docx
+++ b/recording/5_29第十五次会议/会议纪要.docx
@@ -928,6 +928,67 @@
                 <w:szCs w:val="21"/>
               </w:rPr>
               <w:t>SRS可行性分析与分工细化、SRS评审表自检</w:t>
+            </w:r>
+          </w:p>
+        </w:tc>
+      </w:tr>
+      <w:tr>
+        <w:tc>
+          <w:tcPr>
+            <w:tcW w:w="1069" w:type="dxa"/>
+          </w:tcPr>
+          <w:p>
+            <w:pPr>
+              <w:jc w:val="center"/>
+              <w:rPr>
+                <w:rFonts w:asciiTheme="minorEastAsia" w:hAnsiTheme="minorEastAsia" w:cstheme="minorEastAsia" w:hint="eastAsia"/>
+                <w:b/>
+                <w:bCs/>
+                <w:szCs w:val="21"/>
+              </w:rPr>
+            </w:pPr>
+            <w:r>
+              <w:rPr>
+                <w:rFonts w:asciiTheme="minorEastAsia" w:hAnsiTheme="minorEastAsia" w:cstheme="minorEastAsia" w:hint="eastAsia"/>
+                <w:b/>
+                <w:bCs/>
+                <w:szCs w:val="21"/>
+              </w:rPr>
+              <w:t>上周总结</w:t>
+            </w:r>
+          </w:p>
+        </w:tc>
+        <w:tc>
+          <w:tcPr>
+            <w:tcW w:w="7227" w:type="dxa"/>
+            <w:gridSpan w:val="5"/>
+          </w:tcPr>
+          <w:p>
+            <w:pPr>
+              <w:jc w:val="center"/>
+              <w:rPr>
+                <w:rFonts w:asciiTheme="minorEastAsia" w:hAnsiTheme="minorEastAsia" w:cstheme="minorEastAsia" w:hint="eastAsia"/>
+                <w:b/>
+                <w:bCs/>
+                <w:szCs w:val="21"/>
+              </w:rPr>
+            </w:pPr>
+            <w:r>
+              <w:rPr>
+                <w:rFonts w:asciiTheme="minorEastAsia" w:hAnsiTheme="minorEastAsia" w:cstheme="minorEastAsia" w:hint="eastAsia"/>
+                <w:b/>
+                <w:bCs/>
+                <w:szCs w:val="21"/>
+              </w:rPr>
+              <w:t>上次导师评审意见对齐后，多项任务并行推进：曹志隆/陈鹏宇联系苏老师与第十组敲定 JAD 会议；陈天阳优化 QFD 问卷，曹志隆填写管理员调查问卷；曹志隆将 SRS 按用户/管理员维度拆分，陈鹏宇更新顶层用例图与对话框图，梅怡钿重构测试用例，陈天阳编写用户手册，李俊翰汇总答辩 PPT 框架划分。JAD 会议、问卷反馈收集与功能优先级合分等待 JAD 后进一步完成。</w:t>
+            </w:r>
+            <w:r>
+              <w:rPr>
+                <w:rFonts w:asciiTheme="minorEastAsia" w:hAnsiTheme="minorEastAsia" w:cstheme="minorEastAsia" w:hint="eastAsia"/>
+                <w:b/>
+                <w:bCs/>
+                <w:szCs w:val="21"/>
+              </w:rPr>
             </w:r>
           </w:p>
         </w:tc>
